--- a/courts/sixth-circuit/michigan/federal/bankruptcy-eastern-district/motion-brief/usage/OUTPUT-motion-brief.docx
+++ b/courts/sixth-circuit/michigan/federal/bankruptcy-eastern-district/motion-brief/usage/OUTPUT-motion-brief.docx
@@ -4,15 +4,9 @@
   <w:body>
     <w:p>
       <w:pPr>
-        <w:pStyle w:val="Date"/>
-      </w:pPr>
-      <w:r>
-        <w:t xml:space="preserve">November 6, 2024</w:t>
-      </w:r>
-    </w:p>
-    <w:p>
-      <w:pPr>
-        <w:pStyle w:val="Centered"/>
+        <w:spacing w:before="0" w:after="0" w:line="340" w:lineRule="exact"/>
+        <w:ind w:left="0" w:firstLine="0"/>
+        <w:jc w:val="center"/>
       </w:pPr>
       <w:r>
         <w:t xml:space="preserve">UNITED STATES BANKRUPTCY COURT</w:t>
@@ -20,7 +14,9 @@
     </w:p>
     <w:p>
       <w:pPr>
-        <w:pStyle w:val="Centered"/>
+        <w:spacing w:before="0" w:after="0" w:line="340" w:lineRule="exact"/>
+        <w:ind w:left="0" w:firstLine="0"/>
+        <w:jc w:val="center"/>
       </w:pPr>
       <w:r>
         <w:t xml:space="preserve">EASTERN DISTRICT OF MICHIGAN</w:t>
@@ -28,7 +24,9 @@
     </w:p>
     <w:p>
       <w:pPr>
-        <w:pStyle w:val="Centered"/>
+        <w:spacing w:before="0" w:after="0" w:line="340" w:lineRule="exact"/>
+        <w:ind w:left="0" w:firstLine="0"/>
+        <w:jc w:val="center"/>
       </w:pPr>
       <w:r>
         <w:t xml:space="preserve">SOUTHERN DIVISION</w:t>
@@ -36,34 +34,20 @@
     </w:p>
     <w:p>
       <w:pPr>
-        <w:pStyle w:val="Single"/>
-        <w:spacing w:before="336" w:after="0"/>
-      </w:pPr>
-    </w:p>
-    <w:p>
-      <w:pPr>
-        <w:pStyle w:val="Single"/>
-        <w:pBdr>
-          <w:bottom w:val="single" w:sz="4" w:space="1" w:color="000000"/>
-        </w:pBdr>
+        <w:spacing w:before="0" w:after="0" w:line="336" w:lineRule="exact"/>
       </w:pPr>
     </w:p>
     <w:tbl>
       <w:tblPr>
         <w:tblW w:w="9360" w:type="dxa"/>
-        <w:tblBorders>
-          <w:top w:val="nil"/>
-          <w:left w:val="nil"/>
-          <w:bottom w:val="nil"/>
-          <w:right w:val="nil"/>
-          <w:insideH w:val="nil"/>
-          <w:insideV w:val="nil"/>
-        </w:tblBorders>
         <w:tblLayout w:type="fixed"/>
         <w:tblCellMar>
+          <w:top w:w="0" w:type="dxa"/>
           <w:left w:w="0" w:type="dxa"/>
+          <w:bottom w:w="0" w:type="dxa"/>
           <w:right w:w="0" w:type="dxa"/>
         </w:tblCellMar>
+        <w:tblLook w:val="0000" w:firstRow="0" w:lastRow="0" w:firstColumn="0" w:lastColumn="0" w:noHBand="0" w:noVBand="0"/>
       </w:tblPr>
       <w:tblGrid>
         <w:gridCol w:w="4680"/>
@@ -76,10 +60,21 @@
         <w:tc>
           <w:tcPr>
             <w:tcW w:w="4680" w:type="dxa"/>
+            <w:tcBorders>
+              <w:top w:val="single" w:sz="4" w:space="0" w:color="000000"/>
+              <w:bottom w:val="single" w:sz="4" w:space="0" w:color="000000"/>
+            </w:tcBorders>
+            <w:tcMar>
+              <w:top w:w="80" w:type="dxa"/>
+              <w:left w:w="0" w:type="dxa"/>
+              <w:bottom w:w="80" w:type="dxa"/>
+            </w:tcMar>
           </w:tcPr>
           <w:p>
             <w:pPr>
-              <w:pStyle w:val="Single"/>
+              <w:spacing w:before="0" w:after="0" w:line="340" w:lineRule="exact"/>
+              <w:ind w:left="0" w:firstLine="0"/>
+              <w:jc w:val="left"/>
             </w:pPr>
             <w:r>
               <w:t xml:space="preserve">In re: BRANDON HEITMANN,</w:t>
@@ -87,7 +82,9 @@
           </w:p>
           <w:p>
             <w:pPr>
-              <w:pStyle w:val="SingleRight"/>
+              <w:spacing w:before="0" w:after="0" w:line="340" w:lineRule="exact"/>
+              <w:ind w:left="0" w:firstLine="0"/>
+              <w:jc w:val="left"/>
             </w:pPr>
             <w:r>
               <w:t xml:space="preserve">Debtor.</w:t>
@@ -95,7 +92,9 @@
           </w:p>
           <w:p>
             <w:pPr>
-              <w:pStyle w:val="Single"/>
+              <w:spacing w:before="0" w:after="0" w:line="340" w:lineRule="exact"/>
+              <w:ind w:left="0" w:firstLine="0"/>
+              <w:jc w:val="left"/>
             </w:pPr>
             <w:r>
               <w:t xml:space="preserve">/</w:t>
@@ -105,11 +104,21 @@
         <w:tc>
           <w:tcPr>
             <w:tcW w:w="4680" w:type="dxa"/>
+            <w:tcBorders>
+              <w:top w:val="single" w:sz="4" w:space="0" w:color="000000"/>
+              <w:bottom w:val="single" w:sz="4" w:space="0" w:color="000000"/>
+            </w:tcBorders>
+            <w:tcMar>
+              <w:top w:w="80" w:type="dxa"/>
+              <w:left w:w="360" w:type="dxa"/>
+              <w:bottom w:w="80" w:type="dxa"/>
+            </w:tcMar>
           </w:tcPr>
           <w:p>
             <w:pPr>
-              <w:pStyle w:val="Single"/>
-              <w:ind w:left="360" w:firstLine="0"/>
+              <w:spacing w:before="0" w:after="0" w:line="340" w:lineRule="exact"/>
+              <w:ind w:left="0" w:firstLine="0"/>
+              <w:jc w:val="left"/>
             </w:pPr>
             <w:r>
               <w:t xml:space="preserve">Chapter 13</w:t>
@@ -117,20 +126,24 @@
           </w:p>
           <w:p>
             <w:pPr>
-              <w:pStyle w:val="Single"/>
-              <w:ind w:left="360" w:firstLine="0"/>
-            </w:pPr>
-            <w:r>
-              <w:t xml:space="preserve">Case No. 24-41956-MAR</w:t>
-            </w:r>
-          </w:p>
-          <w:p>
-            <w:pPr>
-              <w:pStyle w:val="Single"/>
-              <w:ind w:left="360" w:firstLine="0"/>
-            </w:pPr>
-            <w:r>
-              <w:t xml:space="preserve">Hon. Mark A. Randon</w:t>
+              <w:spacing w:before="0" w:after="0" w:line="340" w:lineRule="exact"/>
+              <w:ind w:left="0" w:firstLine="0"/>
+              <w:jc w:val="left"/>
+            </w:pPr>
+            <w:r>
+              <w:t xml:space="preserve">Case No. 24</w:t>
+              <w:noBreakHyphen/>
+              <w:t xml:space="preserve">41956-MAR</w:t>
+            </w:r>
+          </w:p>
+          <w:p>
+            <w:pPr>
+              <w:spacing w:before="0" w:after="0" w:line="340" w:lineRule="exact"/>
+              <w:ind w:left="0" w:firstLine="0"/>
+              <w:jc w:val="left"/>
+            </w:pPr>
+            <w:r>
+              <w:t xml:space="preserve">Hon. Mark A. Randon</w:t>
             </w:r>
           </w:p>
         </w:tc>
@@ -138,21 +151,9 @@
     </w:tbl>
     <w:p>
       <w:pPr>
-        <w:pStyle w:val="Single"/>
-        <w:pBdr>
-          <w:bottom w:val="single" w:sz="4" w:space="1" w:color="000000"/>
-        </w:pBdr>
-      </w:pPr>
-    </w:p>
-    <w:p>
-      <w:pPr>
-        <w:pStyle w:val="Single"/>
-        <w:spacing w:before="336" w:after="0"/>
-      </w:pPr>
-    </w:p>
-    <w:p>
-      <w:pPr>
-        <w:pStyle w:val="Centered"/>
+        <w:spacing w:before="336" w:after="224" w:line="340" w:lineRule="exact"/>
+        <w:ind w:left="0" w:firstLine="0"/>
+        <w:jc w:val="center"/>
       </w:pPr>
       <w:r>
         <w:rPr>
@@ -164,13 +165,7 @@
     </w:p>
     <w:p>
       <w:pPr>
-        <w:pStyle w:val="Single"/>
-        <w:spacing w:before="224" w:after="0"/>
-      </w:pPr>
-    </w:p>
-    <w:p>
-      <w:pPr>
-        <w:pStyle w:val="FirstParagraph"/>
+        <w:pStyle w:val="BodyText"/>
       </w:pPr>
       <w:r>
         <w:t xml:space="preserve">NOW COMES Mohamed Saad, Creditor, by and through his attorneys, OSIPOV BIGELMAN, P.C., and states as follows for his Motion to Dismiss:</w:t>
@@ -181,7 +176,7 @@
         <w:pStyle w:val="BodyText"/>
       </w:pPr>
       <w:r>
-        <w:t xml:space="preserve">1. The Court has jurisdiction over this matter pursuant to 28 U.S.C. §§ 1334(a) and (b), 28 U.S.C. §§ 157(a) and (b)(1), and 28 U.S.C. § 151.</w:t>
+        <w:t xml:space="preserve">1. The Court has jurisdiction over this matter pursuant to 28 U.S.C. §§ 1334(a) and (b), 28 U.S.C. §§ 157(a) and (b)⁠(1), and 28 U.S.C. § 151.</w:t>
       </w:r>
     </w:p>
     <w:p>
@@ -189,12 +184,12 @@
         <w:pStyle w:val="BodyText"/>
       </w:pPr>
       <w:r>
-        <w:t xml:space="preserve">2. This is a core proceeding pursuant to 28 U.S.C. §§ 157(b)(2)(A) and (O).</w:t>
-      </w:r>
-    </w:p>
-    <w:p>
-      <w:pPr>
-        <w:pStyle w:val="BodyText"/>
+        <w:t xml:space="preserve">2. This is a core proceeding pursuant to 28 U.S.C. §§ 157(b)⁠(2)⁠(A) and (O).</w:t>
+      </w:r>
+    </w:p>
+    <w:p>
+      <w:pPr>
+        <w:pStyle w:val="Conclusion"/>
       </w:pPr>
       <w:r>
         <w:t xml:space="preserve">3. For the reasons set forth in the brief attached hereto, Creditor Mohamed Saad respectfully requests that the Court dismiss this case.</w:t>
@@ -202,26 +197,21 @@
     </w:p>
     <w:p>
       <w:pPr>
-        <w:pStyle w:val="Single"/>
-        <w:spacing w:before="336" w:after="0"/>
+        <w:keepNext/>
+        <w:spacing w:before="0" w:after="0" w:line="336" w:lineRule="exact"/>
       </w:pPr>
     </w:p>
     <w:tbl>
       <w:tblPr>
         <w:tblW w:w="9360" w:type="dxa"/>
-        <w:tblBorders>
-          <w:top w:val="nil"/>
-          <w:left w:val="nil"/>
-          <w:bottom w:val="nil"/>
-          <w:right w:val="nil"/>
-          <w:insideH w:val="nil"/>
-          <w:insideV w:val="nil"/>
-        </w:tblBorders>
         <w:tblLayout w:type="fixed"/>
         <w:tblCellMar>
+          <w:top w:w="0" w:type="dxa"/>
           <w:left w:w="0" w:type="dxa"/>
+          <w:bottom w:w="0" w:type="dxa"/>
           <w:right w:w="0" w:type="dxa"/>
         </w:tblCellMar>
+        <w:tblLook w:val="0000" w:firstRow="0" w:lastRow="0" w:firstColumn="0" w:lastColumn="0" w:noHBand="0" w:noVBand="0"/>
       </w:tblPr>
       <w:tblGrid>
         <w:gridCol w:w="4752"/>
@@ -237,7 +227,9 @@
           </w:tcPr>
           <w:p>
             <w:pPr>
-              <w:pStyle w:val="Signature"/>
+              <w:spacing w:before="0" w:after="0" w:line="340" w:lineRule="exact"/>
+              <w:ind w:left="0" w:firstLine="0"/>
+              <w:jc w:val="left"/>
             </w:pPr>
             <w:r>
               <w:t xml:space="preserve">Dated: November 6, 2024</w:t>
@@ -250,7 +242,9 @@
           </w:tcPr>
           <w:p>
             <w:pPr>
-              <w:pStyle w:val="Signature"/>
+              <w:spacing w:before="0" w:after="0" w:line="340" w:lineRule="exact"/>
+              <w:ind w:left="0" w:firstLine="0"/>
+              <w:jc w:val="left"/>
             </w:pPr>
             <w:r>
               <w:t xml:space="preserve">Respectfully submitted,</w:t>
@@ -258,7 +252,9 @@
           </w:p>
           <w:p>
             <w:pPr>
-              <w:pStyle w:val="Signature"/>
+              <w:spacing w:before="0" w:after="0" w:line="340" w:lineRule="exact"/>
+              <w:ind w:left="0" w:firstLine="0"/>
+              <w:jc w:val="left"/>
             </w:pPr>
             <w:r>
               <w:t xml:space="preserve">/s/ Anthony J. Miller</w:t>
@@ -266,7 +262,9 @@
           </w:p>
           <w:p>
             <w:pPr>
-              <w:pStyle w:val="Signature"/>
+              <w:spacing w:before="0" w:after="0" w:line="340" w:lineRule="exact"/>
+              <w:ind w:left="0" w:firstLine="0"/>
+              <w:jc w:val="left"/>
             </w:pPr>
             <w:r>
               <w:t xml:space="preserve">Anthony J. Miller (P71505)</w:t>
@@ -274,7 +272,9 @@
           </w:p>
           <w:p>
             <w:pPr>
-              <w:pStyle w:val="Signature"/>
+              <w:spacing w:before="0" w:after="0" w:line="340" w:lineRule="exact"/>
+              <w:ind w:left="0" w:firstLine="0"/>
+              <w:jc w:val="left"/>
             </w:pPr>
             <w:r>
               <w:t xml:space="preserve">Attorneys for Mohamed Saad</w:t>
@@ -282,7 +282,9 @@
           </w:p>
           <w:p>
             <w:pPr>
-              <w:pStyle w:val="Signature"/>
+              <w:spacing w:before="0" w:after="0" w:line="340" w:lineRule="exact"/>
+              <w:ind w:left="0" w:firstLine="0"/>
+              <w:jc w:val="left"/>
             </w:pPr>
             <w:r>
               <w:t xml:space="preserve">20700 Civic Center Drive, Suite 420</w:t>
@@ -290,7 +292,9 @@
           </w:p>
           <w:p>
             <w:pPr>
-              <w:pStyle w:val="Signature"/>
+              <w:spacing w:before="0" w:after="0" w:line="340" w:lineRule="exact"/>
+              <w:ind w:left="0" w:firstLine="0"/>
+              <w:jc w:val="left"/>
             </w:pPr>
             <w:r>
               <w:t xml:space="preserve">Southfield, MI 48076</w:t>
@@ -298,7 +302,9 @@
           </w:p>
           <w:p>
             <w:pPr>
-              <w:pStyle w:val="Signature"/>
+              <w:spacing w:before="0" w:after="0" w:line="340" w:lineRule="exact"/>
+              <w:ind w:left="0" w:firstLine="0"/>
+              <w:jc w:val="left"/>
             </w:pPr>
             <w:r>
               <w:t xml:space="preserve">248.663.1800</w:t>
@@ -306,7 +312,9 @@
           </w:p>
           <w:p>
             <w:pPr>
-              <w:pStyle w:val="Signature"/>
+              <w:spacing w:before="0" w:after="0" w:line="340" w:lineRule="exact"/>
+              <w:ind w:left="0" w:firstLine="0"/>
+              <w:jc w:val="left"/>
             </w:pPr>
             <w:r>
               <w:t xml:space="preserve">am@osbig.com</w:t>
@@ -317,8 +325,10 @@
     </w:tbl>
     <w:p>
       <w:pPr>
-        <w:pStyle w:val="Centered"/>
         <w:pageBreakBefore/>
+        <w:spacing w:before="0" w:after="0" w:line="340" w:lineRule="exact"/>
+        <w:ind w:left="0" w:firstLine="0"/>
+        <w:jc w:val="center"/>
       </w:pPr>
       <w:r>
         <w:t xml:space="preserve">UNITED STATES BANKRUPTCY COURT</w:t>
@@ -326,7 +336,9 @@
     </w:p>
     <w:p>
       <w:pPr>
-        <w:pStyle w:val="Centered"/>
+        <w:spacing w:before="0" w:after="0" w:line="340" w:lineRule="exact"/>
+        <w:ind w:left="0" w:firstLine="0"/>
+        <w:jc w:val="center"/>
       </w:pPr>
       <w:r>
         <w:t xml:space="preserve">EASTERN DISTRICT OF MICHIGAN</w:t>
@@ -334,7 +346,9 @@
     </w:p>
     <w:p>
       <w:pPr>
-        <w:pStyle w:val="Centered"/>
+        <w:spacing w:before="0" w:after="0" w:line="340" w:lineRule="exact"/>
+        <w:ind w:left="0" w:firstLine="0"/>
+        <w:jc w:val="center"/>
       </w:pPr>
       <w:r>
         <w:t xml:space="preserve">SOUTHERN DIVISION</w:t>
@@ -342,34 +356,20 @@
     </w:p>
     <w:p>
       <w:pPr>
-        <w:pStyle w:val="Single"/>
-        <w:spacing w:before="336" w:after="0"/>
-      </w:pPr>
-    </w:p>
-    <w:p>
-      <w:pPr>
-        <w:pStyle w:val="Single"/>
-        <w:pBdr>
-          <w:bottom w:val="single" w:sz="4" w:space="1" w:color="000000"/>
-        </w:pBdr>
+        <w:spacing w:before="0" w:after="0" w:line="336" w:lineRule="exact"/>
       </w:pPr>
     </w:p>
     <w:tbl>
       <w:tblPr>
         <w:tblW w:w="9360" w:type="dxa"/>
-        <w:tblBorders>
-          <w:top w:val="nil"/>
-          <w:left w:val="nil"/>
-          <w:bottom w:val="nil"/>
-          <w:right w:val="nil"/>
-          <w:insideH w:val="nil"/>
-          <w:insideV w:val="nil"/>
-        </w:tblBorders>
         <w:tblLayout w:type="fixed"/>
         <w:tblCellMar>
+          <w:top w:w="0" w:type="dxa"/>
           <w:left w:w="0" w:type="dxa"/>
+          <w:bottom w:w="0" w:type="dxa"/>
           <w:right w:w="0" w:type="dxa"/>
         </w:tblCellMar>
+        <w:tblLook w:val="0000" w:firstRow="0" w:lastRow="0" w:firstColumn="0" w:lastColumn="0" w:noHBand="0" w:noVBand="0"/>
       </w:tblPr>
       <w:tblGrid>
         <w:gridCol w:w="4680"/>
@@ -382,10 +382,21 @@
         <w:tc>
           <w:tcPr>
             <w:tcW w:w="4680" w:type="dxa"/>
+            <w:tcBorders>
+              <w:top w:val="single" w:sz="4" w:space="0" w:color="000000"/>
+              <w:bottom w:val="single" w:sz="4" w:space="0" w:color="000000"/>
+            </w:tcBorders>
+            <w:tcMar>
+              <w:top w:w="80" w:type="dxa"/>
+              <w:left w:w="0" w:type="dxa"/>
+              <w:bottom w:w="80" w:type="dxa"/>
+            </w:tcMar>
           </w:tcPr>
           <w:p>
             <w:pPr>
-              <w:pStyle w:val="Single"/>
+              <w:spacing w:before="0" w:after="0" w:line="340" w:lineRule="exact"/>
+              <w:ind w:left="0" w:firstLine="0"/>
+              <w:jc w:val="left"/>
             </w:pPr>
             <w:r>
               <w:t xml:space="preserve">In re: BRANDON HEITMANN,</w:t>
@@ -393,7 +404,9 @@
           </w:p>
           <w:p>
             <w:pPr>
-              <w:pStyle w:val="SingleRight"/>
+              <w:spacing w:before="0" w:after="0" w:line="340" w:lineRule="exact"/>
+              <w:ind w:left="0" w:firstLine="0"/>
+              <w:jc w:val="left"/>
             </w:pPr>
             <w:r>
               <w:t xml:space="preserve">Debtor.</w:t>
@@ -401,7 +414,9 @@
           </w:p>
           <w:p>
             <w:pPr>
-              <w:pStyle w:val="Single"/>
+              <w:spacing w:before="0" w:after="0" w:line="340" w:lineRule="exact"/>
+              <w:ind w:left="0" w:firstLine="0"/>
+              <w:jc w:val="left"/>
             </w:pPr>
             <w:r>
               <w:t xml:space="preserve">/</w:t>
@@ -411,11 +426,21 @@
         <w:tc>
           <w:tcPr>
             <w:tcW w:w="4680" w:type="dxa"/>
+            <w:tcBorders>
+              <w:top w:val="single" w:sz="4" w:space="0" w:color="000000"/>
+              <w:bottom w:val="single" w:sz="4" w:space="0" w:color="000000"/>
+            </w:tcBorders>
+            <w:tcMar>
+              <w:top w:w="80" w:type="dxa"/>
+              <w:left w:w="360" w:type="dxa"/>
+              <w:bottom w:w="80" w:type="dxa"/>
+            </w:tcMar>
           </w:tcPr>
           <w:p>
             <w:pPr>
-              <w:pStyle w:val="Single"/>
-              <w:ind w:left="360" w:firstLine="0"/>
+              <w:spacing w:before="0" w:after="0" w:line="340" w:lineRule="exact"/>
+              <w:ind w:left="0" w:firstLine="0"/>
+              <w:jc w:val="left"/>
             </w:pPr>
             <w:r>
               <w:t xml:space="preserve">Chapter 13</w:t>
@@ -423,20 +448,24 @@
           </w:p>
           <w:p>
             <w:pPr>
-              <w:pStyle w:val="Single"/>
-              <w:ind w:left="360" w:firstLine="0"/>
-            </w:pPr>
-            <w:r>
-              <w:t xml:space="preserve">Case No. 24-41956-MAR</w:t>
-            </w:r>
-          </w:p>
-          <w:p>
-            <w:pPr>
-              <w:pStyle w:val="Single"/>
-              <w:ind w:left="360" w:firstLine="0"/>
-            </w:pPr>
-            <w:r>
-              <w:t xml:space="preserve">Hon. Mark A. Randon</w:t>
+              <w:spacing w:before="0" w:after="0" w:line="340" w:lineRule="exact"/>
+              <w:ind w:left="0" w:firstLine="0"/>
+              <w:jc w:val="left"/>
+            </w:pPr>
+            <w:r>
+              <w:t xml:space="preserve">Case No. 24</w:t>
+              <w:noBreakHyphen/>
+              <w:t xml:space="preserve">41956-MAR</w:t>
+            </w:r>
+          </w:p>
+          <w:p>
+            <w:pPr>
+              <w:spacing w:before="0" w:after="0" w:line="340" w:lineRule="exact"/>
+              <w:ind w:left="0" w:firstLine="0"/>
+              <w:jc w:val="left"/>
+            </w:pPr>
+            <w:r>
+              <w:t xml:space="preserve">Hon. Mark A. Randon</w:t>
             </w:r>
           </w:p>
         </w:tc>
@@ -444,21 +473,9 @@
     </w:tbl>
     <w:p>
       <w:pPr>
-        <w:pStyle w:val="Single"/>
-        <w:pBdr>
-          <w:bottom w:val="single" w:sz="4" w:space="1" w:color="000000"/>
-        </w:pBdr>
-      </w:pPr>
-    </w:p>
-    <w:p>
-      <w:pPr>
-        <w:pStyle w:val="Single"/>
-        <w:spacing w:before="336" w:after="0"/>
-      </w:pPr>
-    </w:p>
-    <w:p>
-      <w:pPr>
-        <w:pStyle w:val="Centered"/>
+        <w:spacing w:before="336" w:after="224" w:line="340" w:lineRule="exact"/>
+        <w:ind w:left="0" w:firstLine="0"/>
+        <w:jc w:val="center"/>
       </w:pPr>
       <w:r>
         <w:rPr>
@@ -470,12 +487,6 @@
     </w:p>
     <w:p>
       <w:pPr>
-        <w:pStyle w:val="Single"/>
-        <w:spacing w:before="224" w:after="0"/>
-      </w:pPr>
-    </w:p>
-    <w:p>
-      <w:pPr>
         <w:pStyle w:val="BodyText"/>
       </w:pPr>
       <w:r>
@@ -498,7 +509,6 @@
         <w:t xml:space="preserve">When his house of cards inevitably began to crumble, Debtor turned to bankruptcy, attempting to “reorganize” in a failed Chapter 11 for Exigent, before commencing this case. Debtor is not an “honest and unfortunate debtor” in need of a fresh start. He is a serial con artist, attempting to use this case to absolve him from the damage done by his dishonest enterprise.</w:t>
       </w:r>
     </w:p>
-    <w:bookmarkStart w:id="22" w:name="relevant-background"/>
     <w:p>
       <w:pPr>
         <w:pStyle w:val="Heading1"/>
@@ -509,7 +519,7 @@
     </w:p>
     <w:p>
       <w:pPr>
-        <w:pStyle w:val="FirstParagraph"/>
+        <w:pStyle w:val="BodyText"/>
       </w:pPr>
       <w:r>
         <w:t xml:space="preserve">Debtor commenced this case by filing a petition for Chapter 13 bankruptcy relief on February 29, 2024 (“Petition Date”).</w:t>
@@ -528,7 +538,7 @@
         <w:pStyle w:val="BodyText"/>
       </w:pPr>
       <w:r>
-        <w:t xml:space="preserve">A residential builder’s license is required to engage in such work in Michigan, pursuant to M.C.L. § 339.2401, et. seq. Michigan law also requires contractors to include their residential builder’s license information as a part of their contracts with their customers. M.C.L. § 339.2404a. However, despite designing and installing swimming pools since 2020, neither Debtor nor anyone employed by Exigent held a valid builder’s license until March 2023.</w:t>
+        <w:t xml:space="preserve">A residential builder’s license is required to engage in such work in Michigan, pursuant to M.C.L. § 339.2401, et. seq. Michigan law also requires contractors to include their residential builder’s license information as a part of their contracts with their customers. M.C.L. § 339.2404a. However, despite designing and installing swimming pools since 2020, neither Debtor nor anyone employed by Exigent held a valid builder’s license until March 2023.</w:t>
       </w:r>
     </w:p>
     <w:p>
@@ -542,7 +552,7 @@
         <w:rPr>
           <w:rStyle w:val="FootnoteReference"/>
         </w:rPr>
-        <w:footnoteReference w:id="20"/>
+        <w:footnoteReference w:id="9"/>
       </w:r>
     </w:p>
     <w:p>
@@ -556,11 +566,9 @@
         <w:rPr>
           <w:rStyle w:val="FootnoteReference"/>
         </w:rPr>
-        <w:footnoteReference w:id="21"/>
-      </w:r>
-    </w:p>
-    <w:bookmarkEnd w:id="22"/>
-    <w:bookmarkStart w:id="25" w:name="argument"/>
+        <w:footnoteReference w:id="10"/>
+      </w:r>
+    </w:p>
     <w:p>
       <w:pPr>
         <w:pStyle w:val="Heading1"/>
@@ -571,13 +579,12 @@
     </w:p>
     <w:p>
       <w:pPr>
-        <w:pStyle w:val="FirstParagraph"/>
-      </w:pPr>
-      <w:r>
-        <w:t xml:space="preserve">The Court should dismiss this case because (a) despite Debtor’s inaccurate scheduling of claims, he is over the debt limit for Chapter 13 and (b) Debtor’s pre- and post-petition conduct, together with his inaccurate and dishonest schedules, constitute cause to dismiss pursuant to 11 U.S.C. § 1307(a).</w:t>
-      </w:r>
-    </w:p>
-    <w:bookmarkStart w:id="23" w:name="X4c0ba3925f56d1fd1ef8c59d34ab0051f415d5c"/>
+        <w:pStyle w:val="BodyText"/>
+      </w:pPr>
+      <w:r>
+        <w:t xml:space="preserve">The Court should dismiss this case because (a) despite Debtor’s inaccurate scheduling of claims, he is over the debt limit for Chapter 13 and (b) Debtor’s pre- and post-petition conduct, together with his inaccurate and dishonest schedules, constitute cause to dismiss pursuant to 11 U.S.C. § 1307(a).</w:t>
+      </w:r>
+    </w:p>
     <w:p>
       <w:pPr>
         <w:pStyle w:val="Heading2"/>
@@ -588,17 +595,17 @@
     </w:p>
     <w:p>
       <w:pPr>
-        <w:pStyle w:val="FirstParagraph"/>
-      </w:pPr>
-      <w:r>
-        <w:t xml:space="preserve">The Bankruptcy Threshold Adjustment and Technical Corrections Act of 2022 (“BTATCA”) temporarily altered the Chapter 13 “debt-limit” contained in 11 U.S.C. § 109(e), making Chapter 13 available to individuals with noncontingent, liquidated debts of less than $2,750,000.00. Though the BTATCA has since expired, the Debtor filed this case before such expiration, so the BTATCA limits apply in this case. The Debtor manipulated the claims listed on his Schedule E/F in an artificial attempt to stay below the Chapter 13 “debt limit.”</w:t>
-      </w:r>
-    </w:p>
-    <w:p>
-      <w:pPr>
         <w:pStyle w:val="BodyText"/>
       </w:pPr>
       <w:r>
+        <w:t xml:space="preserve">The Bankruptcy Threshold Adjustment and Technical Corrections Act of 2022 (“BTATCA”) temporarily altered the Chapter 13 “debt-limit” contained in 11 U.S.C. § 109(e), making Chapter 13 available to individuals with noncontingent, liquidated debts of less than $2,750,000.00. Though the BTATCA has since expired, the Debtor filed this case before such expiration, so the BTATCA limits apply in this case. The Debtor manipulated the claims listed on his Schedule E/​F in an artificial attempt to stay below the Chapter 13 “debt limit.”</w:t>
+      </w:r>
+    </w:p>
+    <w:p>
+      <w:pPr>
+        <w:pStyle w:val="BodyText"/>
+      </w:pPr>
+      <w:r>
         <w:t xml:space="preserve">The Debtor scheduled debts totaling $2,526,222.91. However, Debtor improperly scheduled several claims. Debtor underestimated several claims, when compared with claims filed by such creditors. Several creditors are inexplicably listed with claims of “$0.00” or “Unknown.” Debtor improperly identified the amount that he owes to defrauded homeowners as zero. Some such homeowners have filed claims, in substantial amounts. The claims filed in this case total $3,632,604.44. By the filed claims alone, Debtor is at least $882,604.44 over the debt limit. Debtor does not qualify for Chapter 13, even under the enhanced limits of the BTATCA.</w:t>
       </w:r>
     </w:p>
@@ -607,11 +614,9 @@
         <w:pStyle w:val="BodyText"/>
       </w:pPr>
       <w:r>
-        <w:t xml:space="preserve">Debtor may argue that the debts were disputed when he filed his petition, and he therefore listed them on his Schedule E/F as having no value. However, the claims in this case were filed over five months ago (with the singular exception of Saad’s claim, which was filed over two months ago). Debtor has not objected to any creditors’ proof of claim in this case.</w:t>
-      </w:r>
-    </w:p>
-    <w:bookmarkEnd w:id="23"/>
-    <w:bookmarkStart w:id="24" w:name="Xf6318647dd8922762d27923f8f3799e005cff1e"/>
+        <w:t xml:space="preserve">Debtor may argue that the debts were disputed when he filed his petition, and he therefore listed them on his Schedule E/​F as having no value. However, the claims in this case were filed over five months ago (with the singular exception of Saad’s claim, which was filed over two months ago). Debtor has not objected to any creditors’ proof of claim in this case.</w:t>
+      </w:r>
+    </w:p>
     <w:p>
       <w:pPr>
         <w:pStyle w:val="Heading2"/>
@@ -622,23 +627,23 @@
     </w:p>
     <w:p>
       <w:pPr>
-        <w:pStyle w:val="FirstParagraph"/>
-      </w:pPr>
-      <w:r>
-        <w:t xml:space="preserve">Even if the Debtor did qualify for Chapter 13 relief under the debt limit, the Court should dismiss this case for cause, due to the Debtor’s pre- and post-petition bad faith conduct. 11 U.S.C. § 1307 provides that, upon request of a party in interest, the court may, for cause, dismiss or convert a chapter 13 case, whichever is in the best interests of creditors and the estate. In the present case, cause exists to dismiss the Debtor’s Chapter 13 bankruptcy.</w:t>
-      </w:r>
-    </w:p>
-    <w:p>
-      <w:pPr>
         <w:pStyle w:val="BodyText"/>
       </w:pPr>
       <w:r>
+        <w:t xml:space="preserve">Even if the Debtor did qualify for Chapter 13 relief under the debt limit, the Court should dismiss this case for cause, due to the Debtor’s pre- and post-petition bad faith conduct. 11 U.S.C. § 1307 provides that, upon request of a party in interest, the court may, for cause, dismiss or convert a chapter 13 case, whichever is in the best interests of creditors and the estate. In the present case, cause exists to dismiss the Debtor’s Chapter 13 bankruptcy.</w:t>
+      </w:r>
+    </w:p>
+    <w:p>
+      <w:pPr>
+        <w:pStyle w:val="BodyText"/>
+      </w:pPr>
+      <w:r>
         <w:t xml:space="preserve">* * *</w:t>
       </w:r>
     </w:p>
     <w:p>
       <w:pPr>
-        <w:pStyle w:val="BodyText"/>
+        <w:pStyle w:val="Conclusion"/>
       </w:pPr>
       <w:r>
         <w:t xml:space="preserve">WHEREFORE, Creditor Mohamed Saad respectfully requests that his Court enter an Order dismissing the above-captioned case with a bar to refiling and granting such other relief as this Court deems just and proper.</w:t>
@@ -646,26 +651,21 @@
     </w:p>
     <w:p>
       <w:pPr>
-        <w:pStyle w:val="Single"/>
-        <w:spacing w:before="336" w:after="0"/>
+        <w:keepNext/>
+        <w:spacing w:before="0" w:after="0" w:line="336" w:lineRule="exact"/>
       </w:pPr>
     </w:p>
     <w:tbl>
       <w:tblPr>
         <w:tblW w:w="9360" w:type="dxa"/>
-        <w:tblBorders>
-          <w:top w:val="nil"/>
-          <w:left w:val="nil"/>
-          <w:bottom w:val="nil"/>
-          <w:right w:val="nil"/>
-          <w:insideH w:val="nil"/>
-          <w:insideV w:val="nil"/>
-        </w:tblBorders>
         <w:tblLayout w:type="fixed"/>
         <w:tblCellMar>
+          <w:top w:w="0" w:type="dxa"/>
           <w:left w:w="0" w:type="dxa"/>
+          <w:bottom w:w="0" w:type="dxa"/>
           <w:right w:w="0" w:type="dxa"/>
         </w:tblCellMar>
+        <w:tblLook w:val="0000" w:firstRow="0" w:lastRow="0" w:firstColumn="0" w:lastColumn="0" w:noHBand="0" w:noVBand="0"/>
       </w:tblPr>
       <w:tblGrid>
         <w:gridCol w:w="4752"/>
@@ -681,7 +681,9 @@
           </w:tcPr>
           <w:p>
             <w:pPr>
-              <w:pStyle w:val="Signature"/>
+              <w:spacing w:before="0" w:after="0" w:line="340" w:lineRule="exact"/>
+              <w:ind w:left="0" w:firstLine="0"/>
+              <w:jc w:val="left"/>
             </w:pPr>
             <w:r>
               <w:t xml:space="preserve">Dated: November 6, 2024</w:t>
@@ -694,7 +696,9 @@
           </w:tcPr>
           <w:p>
             <w:pPr>
-              <w:pStyle w:val="Signature"/>
+              <w:spacing w:before="0" w:after="0" w:line="340" w:lineRule="exact"/>
+              <w:ind w:left="0" w:firstLine="0"/>
+              <w:jc w:val="left"/>
             </w:pPr>
             <w:r>
               <w:t xml:space="preserve">Respectfully submitted,</w:t>
@@ -702,7 +706,9 @@
           </w:p>
           <w:p>
             <w:pPr>
-              <w:pStyle w:val="Signature"/>
+              <w:spacing w:before="0" w:after="0" w:line="340" w:lineRule="exact"/>
+              <w:ind w:left="0" w:firstLine="0"/>
+              <w:jc w:val="left"/>
             </w:pPr>
             <w:r>
               <w:t xml:space="preserve">/s/ Anthony J. Miller</w:t>
@@ -710,7 +716,9 @@
           </w:p>
           <w:p>
             <w:pPr>
-              <w:pStyle w:val="Signature"/>
+              <w:spacing w:before="0" w:after="0" w:line="340" w:lineRule="exact"/>
+              <w:ind w:left="0" w:firstLine="0"/>
+              <w:jc w:val="left"/>
             </w:pPr>
             <w:r>
               <w:t xml:space="preserve">Anthony J. Miller (P71505)</w:t>
@@ -718,7 +726,9 @@
           </w:p>
           <w:p>
             <w:pPr>
-              <w:pStyle w:val="Signature"/>
+              <w:spacing w:before="0" w:after="0" w:line="340" w:lineRule="exact"/>
+              <w:ind w:left="0" w:firstLine="0"/>
+              <w:jc w:val="left"/>
             </w:pPr>
             <w:r>
               <w:t xml:space="preserve">Attorneys for Mohamed Saad</w:t>
@@ -726,7 +736,9 @@
           </w:p>
           <w:p>
             <w:pPr>
-              <w:pStyle w:val="Signature"/>
+              <w:spacing w:before="0" w:after="0" w:line="340" w:lineRule="exact"/>
+              <w:ind w:left="0" w:firstLine="0"/>
+              <w:jc w:val="left"/>
             </w:pPr>
             <w:r>
               <w:t xml:space="preserve">20700 Civic Center Drive, Suite 420</w:t>
@@ -734,7 +746,9 @@
           </w:p>
           <w:p>
             <w:pPr>
-              <w:pStyle w:val="Signature"/>
+              <w:spacing w:before="0" w:after="0" w:line="340" w:lineRule="exact"/>
+              <w:ind w:left="0" w:firstLine="0"/>
+              <w:jc w:val="left"/>
             </w:pPr>
             <w:r>
               <w:t xml:space="preserve">Southfield, MI 48076</w:t>
@@ -742,7 +756,9 @@
           </w:p>
           <w:p>
             <w:pPr>
-              <w:pStyle w:val="Signature"/>
+              <w:spacing w:before="0" w:after="0" w:line="340" w:lineRule="exact"/>
+              <w:ind w:left="0" w:firstLine="0"/>
+              <w:jc w:val="left"/>
             </w:pPr>
             <w:r>
               <w:t xml:space="preserve">248.663.1800</w:t>
@@ -750,7 +766,9 @@
           </w:p>
           <w:p>
             <w:pPr>
-              <w:pStyle w:val="Signature"/>
+              <w:spacing w:before="0" w:after="0" w:line="340" w:lineRule="exact"/>
+              <w:ind w:left="0" w:firstLine="0"/>
+              <w:jc w:val="left"/>
             </w:pPr>
             <w:r>
               <w:t xml:space="preserve">am@osbig.com</w:t>
@@ -761,8 +779,10 @@
     </w:tbl>
     <w:p>
       <w:pPr>
-        <w:pStyle w:val="Centered"/>
         <w:pageBreakBefore/>
+        <w:spacing w:before="0" w:after="0" w:line="340" w:lineRule="exact"/>
+        <w:ind w:left="0" w:firstLine="0"/>
+        <w:jc w:val="center"/>
       </w:pPr>
       <w:r>
         <w:t xml:space="preserve">UNITED STATES BANKRUPTCY COURT</w:t>
@@ -770,7 +790,9 @@
     </w:p>
     <w:p>
       <w:pPr>
-        <w:pStyle w:val="Centered"/>
+        <w:spacing w:before="0" w:after="0" w:line="340" w:lineRule="exact"/>
+        <w:ind w:left="0" w:firstLine="0"/>
+        <w:jc w:val="center"/>
       </w:pPr>
       <w:r>
         <w:t xml:space="preserve">EASTERN DISTRICT OF MICHIGAN</w:t>
@@ -778,7 +800,9 @@
     </w:p>
     <w:p>
       <w:pPr>
-        <w:pStyle w:val="Centered"/>
+        <w:spacing w:before="0" w:after="0" w:line="340" w:lineRule="exact"/>
+        <w:ind w:left="0" w:firstLine="0"/>
+        <w:jc w:val="center"/>
       </w:pPr>
       <w:r>
         <w:t xml:space="preserve">SOUTHERN DIVISION</w:t>
@@ -786,34 +810,20 @@
     </w:p>
     <w:p>
       <w:pPr>
-        <w:pStyle w:val="Single"/>
-        <w:spacing w:before="336" w:after="0"/>
-      </w:pPr>
-    </w:p>
-    <w:p>
-      <w:pPr>
-        <w:pStyle w:val="Single"/>
-        <w:pBdr>
-          <w:bottom w:val="single" w:sz="4" w:space="1" w:color="000000"/>
-        </w:pBdr>
+        <w:spacing w:before="0" w:after="0" w:line="336" w:lineRule="exact"/>
       </w:pPr>
     </w:p>
     <w:tbl>
       <w:tblPr>
         <w:tblW w:w="9360" w:type="dxa"/>
-        <w:tblBorders>
-          <w:top w:val="nil"/>
-          <w:left w:val="nil"/>
-          <w:bottom w:val="nil"/>
-          <w:right w:val="nil"/>
-          <w:insideH w:val="nil"/>
-          <w:insideV w:val="nil"/>
-        </w:tblBorders>
         <w:tblLayout w:type="fixed"/>
         <w:tblCellMar>
+          <w:top w:w="0" w:type="dxa"/>
           <w:left w:w="0" w:type="dxa"/>
+          <w:bottom w:w="0" w:type="dxa"/>
           <w:right w:w="0" w:type="dxa"/>
         </w:tblCellMar>
+        <w:tblLook w:val="0000" w:firstRow="0" w:lastRow="0" w:firstColumn="0" w:lastColumn="0" w:noHBand="0" w:noVBand="0"/>
       </w:tblPr>
       <w:tblGrid>
         <w:gridCol w:w="4680"/>
@@ -826,10 +836,21 @@
         <w:tc>
           <w:tcPr>
             <w:tcW w:w="4680" w:type="dxa"/>
+            <w:tcBorders>
+              <w:top w:val="single" w:sz="4" w:space="0" w:color="000000"/>
+              <w:bottom w:val="single" w:sz="4" w:space="0" w:color="000000"/>
+            </w:tcBorders>
+            <w:tcMar>
+              <w:top w:w="80" w:type="dxa"/>
+              <w:left w:w="0" w:type="dxa"/>
+              <w:bottom w:w="80" w:type="dxa"/>
+            </w:tcMar>
           </w:tcPr>
           <w:p>
             <w:pPr>
-              <w:pStyle w:val="Single"/>
+              <w:spacing w:before="0" w:after="0" w:line="340" w:lineRule="exact"/>
+              <w:ind w:left="0" w:firstLine="0"/>
+              <w:jc w:val="left"/>
             </w:pPr>
             <w:r>
               <w:t xml:space="preserve">In re: BRANDON HEITMANN,</w:t>
@@ -837,7 +858,9 @@
           </w:p>
           <w:p>
             <w:pPr>
-              <w:pStyle w:val="SingleRight"/>
+              <w:spacing w:before="0" w:after="0" w:line="340" w:lineRule="exact"/>
+              <w:ind w:left="0" w:firstLine="0"/>
+              <w:jc w:val="left"/>
             </w:pPr>
             <w:r>
               <w:t xml:space="preserve">Debtor.</w:t>
@@ -845,7 +868,9 @@
           </w:p>
           <w:p>
             <w:pPr>
-              <w:pStyle w:val="Single"/>
+              <w:spacing w:before="0" w:after="0" w:line="340" w:lineRule="exact"/>
+              <w:ind w:left="0" w:firstLine="0"/>
+              <w:jc w:val="left"/>
             </w:pPr>
             <w:r>
               <w:t xml:space="preserve">/</w:t>
@@ -855,11 +880,21 @@
         <w:tc>
           <w:tcPr>
             <w:tcW w:w="4680" w:type="dxa"/>
+            <w:tcBorders>
+              <w:top w:val="single" w:sz="4" w:space="0" w:color="000000"/>
+              <w:bottom w:val="single" w:sz="4" w:space="0" w:color="000000"/>
+            </w:tcBorders>
+            <w:tcMar>
+              <w:top w:w="80" w:type="dxa"/>
+              <w:left w:w="360" w:type="dxa"/>
+              <w:bottom w:w="80" w:type="dxa"/>
+            </w:tcMar>
           </w:tcPr>
           <w:p>
             <w:pPr>
-              <w:pStyle w:val="Single"/>
-              <w:ind w:left="360" w:firstLine="0"/>
+              <w:spacing w:before="0" w:after="0" w:line="340" w:lineRule="exact"/>
+              <w:ind w:left="0" w:firstLine="0"/>
+              <w:jc w:val="left"/>
             </w:pPr>
             <w:r>
               <w:t xml:space="preserve">Chapter 13</w:t>
@@ -867,20 +902,24 @@
           </w:p>
           <w:p>
             <w:pPr>
-              <w:pStyle w:val="Single"/>
-              <w:ind w:left="360" w:firstLine="0"/>
-            </w:pPr>
-            <w:r>
-              <w:t xml:space="preserve">Case No. 24-41956-MAR</w:t>
-            </w:r>
-          </w:p>
-          <w:p>
-            <w:pPr>
-              <w:pStyle w:val="Single"/>
-              <w:ind w:left="360" w:firstLine="0"/>
-            </w:pPr>
-            <w:r>
-              <w:t xml:space="preserve">Hon. Mark A. Randon</w:t>
+              <w:spacing w:before="0" w:after="0" w:line="340" w:lineRule="exact"/>
+              <w:ind w:left="0" w:firstLine="0"/>
+              <w:jc w:val="left"/>
+            </w:pPr>
+            <w:r>
+              <w:t xml:space="preserve">Case No. 24</w:t>
+              <w:noBreakHyphen/>
+              <w:t xml:space="preserve">41956-MAR</w:t>
+            </w:r>
+          </w:p>
+          <w:p>
+            <w:pPr>
+              <w:spacing w:before="0" w:after="0" w:line="340" w:lineRule="exact"/>
+              <w:ind w:left="0" w:firstLine="0"/>
+              <w:jc w:val="left"/>
+            </w:pPr>
+            <w:r>
+              <w:t xml:space="preserve">Hon. Mark A. Randon</w:t>
             </w:r>
           </w:p>
         </w:tc>
@@ -888,21 +927,9 @@
     </w:tbl>
     <w:p>
       <w:pPr>
-        <w:pStyle w:val="Single"/>
-        <w:pBdr>
-          <w:bottom w:val="single" w:sz="4" w:space="1" w:color="000000"/>
-        </w:pBdr>
-      </w:pPr>
-    </w:p>
-    <w:p>
-      <w:pPr>
-        <w:pStyle w:val="Single"/>
-        <w:spacing w:before="336" w:after="0"/>
-      </w:pPr>
-    </w:p>
-    <w:p>
-      <w:pPr>
-        <w:pStyle w:val="Centered"/>
+        <w:spacing w:before="336" w:after="224" w:line="340" w:lineRule="exact"/>
+        <w:ind w:left="0" w:firstLine="0"/>
+        <w:jc w:val="center"/>
       </w:pPr>
       <w:r>
         <w:rPr>
@@ -914,12 +941,6 @@
     </w:p>
     <w:p>
       <w:pPr>
-        <w:pStyle w:val="Single"/>
-        <w:spacing w:before="224" w:after="0"/>
-      </w:pPr>
-    </w:p>
-    <w:p>
-      <w:pPr>
         <w:pStyle w:val="BodyText"/>
       </w:pPr>
       <w:r>
@@ -931,7 +952,7 @@
         <w:pStyle w:val="BodyText"/>
       </w:pPr>
       <w:r>
-        <w:t xml:space="preserve">I hereby certify that on November 6, 2024, I electronically filed the above-referenced documents with the Clerk of the Court using the ECF system which will send notification of such filing to the Office of the United States Trustee and all those listed by the court as receiving electronic notices in this case from the court’s CM/ECF system.</w:t>
+        <w:t xml:space="preserve">I hereby certify that on November 6, 2024, I electronically filed the above-referenced documents with the Clerk of the Court using the ECF system which will send notification of such filing to the Office of the United States Trustee and all those listed by the court as receiving electronic notices in this case from the court’s CM/​ECF system.</w:t>
       </w:r>
     </w:p>
     <w:p>
@@ -944,7 +965,7 @@
     </w:p>
     <w:p>
       <w:pPr>
-        <w:pStyle w:val="BodyText"/>
+        <w:pStyle w:val="Conclusion"/>
       </w:pPr>
       <w:r>
         <w:t xml:space="preserve">Brandon Heitmann</w:t>
@@ -964,26 +985,21 @@
     </w:p>
     <w:p>
       <w:pPr>
-        <w:pStyle w:val="Single"/>
-        <w:spacing w:before="336" w:after="0"/>
+        <w:keepNext/>
+        <w:spacing w:before="0" w:after="0" w:line="336" w:lineRule="exact"/>
       </w:pPr>
     </w:p>
     <w:tbl>
       <w:tblPr>
         <w:tblW w:w="9360" w:type="dxa"/>
-        <w:tblBorders>
-          <w:top w:val="nil"/>
-          <w:left w:val="nil"/>
-          <w:bottom w:val="nil"/>
-          <w:right w:val="nil"/>
-          <w:insideH w:val="nil"/>
-          <w:insideV w:val="nil"/>
-        </w:tblBorders>
         <w:tblLayout w:type="fixed"/>
         <w:tblCellMar>
+          <w:top w:w="0" w:type="dxa"/>
           <w:left w:w="0" w:type="dxa"/>
+          <w:bottom w:w="0" w:type="dxa"/>
           <w:right w:w="0" w:type="dxa"/>
         </w:tblCellMar>
+        <w:tblLook w:val="0000" w:firstRow="0" w:lastRow="0" w:firstColumn="0" w:lastColumn="0" w:noHBand="0" w:noVBand="0"/>
       </w:tblPr>
       <w:tblGrid>
         <w:gridCol w:w="4752"/>
@@ -999,7 +1015,9 @@
           </w:tcPr>
           <w:p>
             <w:pPr>
-              <w:pStyle w:val="Signature"/>
+              <w:spacing w:before="0" w:after="0" w:line="340" w:lineRule="exact"/>
+              <w:ind w:left="0" w:firstLine="0"/>
+              <w:jc w:val="left"/>
             </w:pPr>
             <w:r>
               <w:t xml:space="preserve">Dated: November 6, 2024</w:t>
@@ -1012,7 +1030,9 @@
           </w:tcPr>
           <w:p>
             <w:pPr>
-              <w:pStyle w:val="Signature"/>
+              <w:spacing w:before="0" w:after="0" w:line="340" w:lineRule="exact"/>
+              <w:ind w:left="0" w:firstLine="0"/>
+              <w:jc w:val="left"/>
             </w:pPr>
             <w:r>
               <w:t xml:space="preserve">Respectfully submitted,</w:t>
@@ -1020,7 +1040,9 @@
           </w:p>
           <w:p>
             <w:pPr>
-              <w:pStyle w:val="Signature"/>
+              <w:spacing w:before="0" w:after="0" w:line="340" w:lineRule="exact"/>
+              <w:ind w:left="0" w:firstLine="0"/>
+              <w:jc w:val="left"/>
             </w:pPr>
             <w:r>
               <w:t xml:space="preserve">/s/ Anthony J. Miller</w:t>
@@ -1028,7 +1050,9 @@
           </w:p>
           <w:p>
             <w:pPr>
-              <w:pStyle w:val="Signature"/>
+              <w:spacing w:before="0" w:after="0" w:line="340" w:lineRule="exact"/>
+              <w:ind w:left="0" w:firstLine="0"/>
+              <w:jc w:val="left"/>
             </w:pPr>
             <w:r>
               <w:t xml:space="preserve">Anthony J. Miller (P71505)</w:t>
@@ -1036,7 +1060,9 @@
           </w:p>
           <w:p>
             <w:pPr>
-              <w:pStyle w:val="Signature"/>
+              <w:spacing w:before="0" w:after="0" w:line="340" w:lineRule="exact"/>
+              <w:ind w:left="0" w:firstLine="0"/>
+              <w:jc w:val="left"/>
             </w:pPr>
             <w:r>
               <w:t xml:space="preserve">Attorneys for Mohamed Saad</w:t>
@@ -1044,7 +1070,9 @@
           </w:p>
           <w:p>
             <w:pPr>
-              <w:pStyle w:val="Signature"/>
+              <w:spacing w:before="0" w:after="0" w:line="340" w:lineRule="exact"/>
+              <w:ind w:left="0" w:firstLine="0"/>
+              <w:jc w:val="left"/>
             </w:pPr>
             <w:r>
               <w:t xml:space="preserve">20700 Civic Center Drive, Suite 420</w:t>
@@ -1052,7 +1080,9 @@
           </w:p>
           <w:p>
             <w:pPr>
-              <w:pStyle w:val="Signature"/>
+              <w:spacing w:before="0" w:after="0" w:line="340" w:lineRule="exact"/>
+              <w:ind w:left="0" w:firstLine="0"/>
+              <w:jc w:val="left"/>
             </w:pPr>
             <w:r>
               <w:t xml:space="preserve">Southfield, MI 48076</w:t>
@@ -1060,7 +1090,9 @@
           </w:p>
           <w:p>
             <w:pPr>
-              <w:pStyle w:val="Signature"/>
+              <w:spacing w:before="0" w:after="0" w:line="340" w:lineRule="exact"/>
+              <w:ind w:left="0" w:firstLine="0"/>
+              <w:jc w:val="left"/>
             </w:pPr>
             <w:r>
               <w:t xml:space="preserve">248.663.1800</w:t>
@@ -1068,7 +1100,9 @@
           </w:p>
           <w:p>
             <w:pPr>
-              <w:pStyle w:val="Signature"/>
+              <w:spacing w:before="0" w:after="0" w:line="340" w:lineRule="exact"/>
+              <w:ind w:left="0" w:firstLine="0"/>
+              <w:jc w:val="left"/>
             </w:pPr>
             <w:r>
               <w:t xml:space="preserve">am@osbig.com</w:t>
@@ -1077,13 +1111,10 @@
         </w:tc>
       </w:tr>
     </w:tbl>
-    <w:bookmarkEnd w:id="24"/>
-    <w:bookmarkEnd w:id="25"/>
     <w:sectPr>
-      <w:footerReference w:type="default" r:id="rId100"/>
+      <w:footerReference w:type="default" r:id="rIdFooter1"/>
       <w:pgSz w:w="12240" w:h="15840"/>
-      <w:pgMar w:top="1440" w:right="1440" w:bottom="1440" w:left="1440" w:header="720" w:footer="720" w:gutter="0"/>
-      <w:cols w:space="720"/>
+      <w:pgMar w:top="1440" w:right="1440" w:bottom="1440" w:left="1440" w:header="720" w:footer="668" w:gutter="0"/>
     </w:sectPr>
   </w:body>
 </w:document>
@@ -1097,7 +1128,7 @@
 <w:ftr xmlns:w="http://schemas.openxmlformats.org/wordprocessingml/2006/main" xmlns:r="http://schemas.openxmlformats.org/officeDocument/2006/relationships">
   <w:p>
     <w:pPr>
-      <w:pStyle w:val="Footer"/>
+      <w:spacing w:before="0" w:after="0" w:line="340" w:lineRule="exact"/>
       <w:jc w:val="center"/>
     </w:pPr>
     <w:r>
@@ -1153,7 +1184,7 @@
       </w:r>
     </w:p>
   </w:footnote>
-  <w:footnote w:id="20">
+  <w:footnote w:id="9">
     <w:p>
       <w:pPr>
         <w:pStyle w:val="FootnoteText"/>
@@ -1168,11 +1199,17 @@
         <w:t xml:space="preserve"> </w:t>
       </w:r>
       <w:r>
-        <w:t xml:space="preserve">Including Creditor Saad, as described in Saad’s Complaint, Adv. Proc. No. 24-04375-mar, ECF No. 1.</w:t>
+        <w:t xml:space="preserve">Including Creditor Saad, as described in Saad’s Complaint, Adv. Proc. No. 24</w:t>
+      </w:r>
+      <w:r>
+        <w:noBreakHyphen/>
+      </w:r>
+      <w:r>
+        <w:t xml:space="preserve">04375-mar, ECF No. 1.</w:t>
       </w:r>
     </w:p>
   </w:footnote>
-  <w:footnote w:id="21">
+  <w:footnote w:id="10">
     <w:p>
       <w:pPr>
         <w:pStyle w:val="FootnoteText"/>
@@ -1187,7 +1224,7 @@
         <w:t xml:space="preserve"> </w:t>
       </w:r>
       <w:r>
-        <w:t xml:space="preserve">Debtor defrauded so many homeowners that he was twice featured on Fox 2’s “Hall of Shame.” https://www.fox2detroit.com/news/bad-pool-builder-dives-in-hits-rock-bottom</w:t>
+        <w:t xml:space="preserve">Debtor defrauded so many homeowners that he was twice featured on Fox 2’s “Hall of Shame.” https://​www.fox2detroit.com/​news/​bad-pool-builder-dives-in-hits-rock-bottom</w:t>
       </w:r>
     </w:p>
   </w:footnote>
@@ -1283,15 +1320,16 @@
   <w:docDefaults>
     <w:rPrDefault>
       <w:rPr>
-        <w:rFonts w:ascii="EB Garamond" w:hAnsi="EB Garamond" w:eastAsia="EB Garamond" w:cs="EB Garamond"/>
+        <w:rFonts w:ascii="Times New Roman" w:hAnsi="Times New Roman" w:eastAsia="Times New Roman" w:cs="Times New Roman"/>
         <w:sz w:val="28"/>
         <w:szCs w:val="28"/>
-        <w:lang w:val="en-US" w:eastAsia="en-US" w:bidi="ar-SA"/>
+        <w:lang w:val="en-US" w:eastAsia="zh-CN" w:bidi="ar-SA"/>
       </w:rPr>
     </w:rPrDefault>
     <w:pPrDefault>
       <w:pPr>
-        <w:spacing w:after="0" w:line="240" w:lineRule="auto"/>
+        <w:widowControl/>
+        <w:spacing w:after="0"/>
       </w:pPr>
     </w:pPrDefault>
   </w:docDefaults>
@@ -1299,21 +1337,11 @@
   <w:style w:type="paragraph" w:default="1" w:styleId="Normal">
     <w:name w:val="Normal"/>
     <w:qFormat/>
-    <w:pPr>
-      <w:widowControl/>
-      <w:spacing w:before="0" w:after="0" w:line="560" w:lineRule="exact"/>
-      <w:ind w:firstLine="0"/>
-    </w:pPr>
-    <w:rPr>
-      <w:rFonts w:ascii="EB Garamond" w:hAnsi="EB Garamond" w:eastAsia="EB Garamond" w:cs="EB Garamond"/>
-      <w:color w:val="000000"/>
-      <w:sz w:val="28"/>
-      <w:szCs w:val="28"/>
-    </w:rPr>
   </w:style>
   <w:style w:type="paragraph" w:styleId="BodyText">
     <w:name w:val="Body Text"/>
     <w:basedOn w:val="Normal"/>
+    <w:link w:val="BodyTextChar"/>
     <w:qFormat/>
     <w:pPr>
       <w:spacing w:before="0" w:after="0" w:line="560" w:lineRule="exact"/>
@@ -1325,18 +1353,13 @@
     <w:basedOn w:val="BodyText"/>
     <w:next w:val="BodyText"/>
     <w:qFormat/>
-    <w:pPr>
-      <w:spacing w:before="0" w:after="0" w:line="560" w:lineRule="exact"/>
-      <w:ind w:firstLine="720"/>
-    </w:pPr>
   </w:style>
   <w:style w:type="paragraph" w:customStyle="1" w:styleId="Compact">
     <w:name w:val="Compact"/>
     <w:basedOn w:val="BodyText"/>
     <w:qFormat/>
     <w:pPr>
-      <w:spacing w:before="0" w:after="0" w:line="560" w:lineRule="exact"/>
-      <w:ind w:firstLine="0"/>
+      <w:spacing w:before="36" w:after="36"/>
     </w:pPr>
   </w:style>
   <w:style w:type="paragraph" w:styleId="Title">
@@ -1476,12 +1499,11 @@
     <w:name w:val="heading 1"/>
     <w:basedOn w:val="Normal"/>
     <w:next w:val="BodyText"/>
-    <w:uiPriority w:val="9"/>
     <w:qFormat/>
     <w:pPr>
       <w:keepNext/>
       <w:keepLines/>
-      <w:spacing w:before="0" w:after="0" w:line="560" w:lineRule="exact"/>
+      <w:spacing w:before="280" w:after="0" w:line="560" w:lineRule="exact"/>
       <w:ind w:firstLine="0"/>
       <w:jc w:val="center"/>
       <w:outlineLvl w:val="0"/>
@@ -1498,15 +1520,12 @@
     <w:name w:val="heading 2"/>
     <w:basedOn w:val="Normal"/>
     <w:next w:val="BodyText"/>
-    <w:uiPriority w:val="9"/>
-    <w:unhideWhenUsed/>
     <w:qFormat/>
     <w:pPr>
       <w:keepNext/>
       <w:keepLines/>
       <w:spacing w:before="0" w:after="0" w:line="560" w:lineRule="exact"/>
       <w:ind w:firstLine="0"/>
-      <w:jc w:val="left"/>
       <w:outlineLvl w:val="1"/>
     </w:pPr>
     <w:rPr>
@@ -1521,15 +1540,12 @@
     <w:name w:val="heading 3"/>
     <w:basedOn w:val="Normal"/>
     <w:next w:val="BodyText"/>
-    <w:uiPriority w:val="9"/>
-    <w:unhideWhenUsed/>
     <w:qFormat/>
     <w:pPr>
       <w:keepNext/>
       <w:keepLines/>
       <w:spacing w:before="0" w:after="0" w:line="560" w:lineRule="exact"/>
       <w:ind w:firstLine="0"/>
-      <w:jc w:val="left"/>
       <w:outlineLvl w:val="2"/>
     </w:pPr>
     <w:rPr>
@@ -1555,14 +1571,18 @@
     <w:pPr>
       <w:keepNext/>
       <w:keepLines/>
-      <w:spacing w:before="80" w:after="40"/>
+      <w:spacing w:before="240" w:after="120" w:line="340" w:lineRule="exact"/>
+      <w:ind w:firstLine="0"/>
       <w:outlineLvl w:val="3"/>
     </w:pPr>
     <w:rPr>
-      <w:rFonts w:eastAsiaTheme="majorEastAsia" w:cstheme="majorBidi"/>
+      <w:rFonts w:ascii="Times New Roman" w:hAnsi="Times New Roman" w:eastAsia="Times New Roman" w:cs="Times New Roman"/>
+      <w:b/>
+      <w:bCs/>
       <w:i/>
-      <w:iCs/>
-      <w:color w:val="0F4761" w:themeColor="accent1" w:themeShade="BF"/>
+      <w:color w:val="000000"/>
+      <w:sz w:val="28"/>
+      <w:szCs w:val="28"/>
     </w:rPr>
   </w:style>
   <w:style w:type="paragraph" w:styleId="Heading5">
@@ -1578,12 +1598,18 @@
     <w:pPr>
       <w:keepNext/>
       <w:keepLines/>
-      <w:spacing w:before="80" w:after="40"/>
+      <w:spacing w:before="240" w:after="120" w:line="340" w:lineRule="exact"/>
+      <w:ind w:firstLine="0"/>
       <w:outlineLvl w:val="4"/>
     </w:pPr>
     <w:rPr>
-      <w:rFonts w:eastAsiaTheme="majorEastAsia" w:cstheme="majorBidi"/>
-      <w:color w:val="0F4761" w:themeColor="accent1" w:themeShade="BF"/>
+      <w:rFonts w:ascii="Times New Roman" w:hAnsi="Times New Roman" w:eastAsia="Times New Roman" w:cs="Times New Roman"/>
+      <w:b/>
+      <w:bCs/>
+      <w:i/>
+      <w:color w:val="000000"/>
+      <w:sz w:val="28"/>
+      <w:szCs w:val="28"/>
     </w:rPr>
   </w:style>
   <w:style w:type="paragraph" w:styleId="Heading6">
@@ -1793,26 +1819,37 @@
       <w:color w:val="272727" w:themeColor="text1" w:themeTint="D8"/>
     </w:rPr>
   </w:style>
+  <w:style w:type="paragraph" w:customStyle="1" w:styleId="ListItem">
+    <w:name w:val="List Item"/>
+    <w:basedOn w:val="BodyText"/>
+    <w:qFormat/>
+    <w:pPr>
+      <w:spacing w:before="0" w:after="0" w:line="560" w:lineRule="exact"/>
+      <w:ind w:left="720" w:hanging="720"/>
+    </w:pPr>
+  </w:style>
   <w:style w:type="paragraph" w:styleId="BlockText">
     <w:name w:val="Block Text"/>
-    <w:basedOn w:val="Normal"/>
+    <w:basedOn w:val="BodyText"/>
     <w:next w:val="BodyText"/>
     <w:uiPriority w:val="9"/>
     <w:unhideWhenUsed/>
     <w:qFormat/>
     <w:pPr>
-      <w:spacing w:before="0" w:after="0" w:line="240" w:lineRule="auto"/>
-      <w:ind w:left="720" w:right="720" w:firstLine="0"/>
+      <w:spacing w:before="280" w:after="280" w:line="340" w:lineRule="exact"/>
+      <w:ind w:firstLine="0" w:left="720" w:right="720"/>
     </w:pPr>
   </w:style>
   <w:style w:type="paragraph" w:styleId="FootnoteText">
-    <w:name w:val="footnote text"/>
+    <w:name w:val="Footnote Text"/>
     <w:basedOn w:val="Normal"/>
-    <w:uiPriority w:val="99"/>
+    <w:next w:val="FootnoteText"/>
+    <w:uiPriority w:val="9"/>
     <w:unhideWhenUsed/>
-    <w:pPr>
-      <w:spacing w:before="0" w:after="0" w:line="240" w:lineRule="auto"/>
-      <w:ind w:firstLine="0"/>
+    <w:qFormat/>
+    <w:pPr>
+      <w:widowControl/>
+      <w:spacing w:before="0" w:after="80" w:line="340" w:lineRule="exact"/>
     </w:pPr>
     <w:rPr>
       <w:sz w:val="28"/>
@@ -1827,8 +1864,8 @@
     <w:unhideWhenUsed/>
     <w:qFormat/>
     <w:pPr>
-      <w:spacing w:before="100" w:after="100"/>
-      <w:ind w:firstLine="0" w:left="480" w:right="480"/>
+      <w:spacing w:before="280" w:after="280"/>
+      <w:ind w:firstLine="0" w:left="720" w:right="720"/>
     </w:pPr>
   </w:style>
   <w:style w:type="character" w:default="1" w:styleId="DefaultParagraphFont">
@@ -1839,8 +1876,6 @@
   <w:style w:type="table" w:default="1" w:styleId="Table">
     <w:name w:val="Table"/>
     <w:basedOn w:val="TableNormal"/>
-    <w:semiHidden/>
-    <w:unhideWhenUsed/>
     <w:qFormat/>
     <w:tblPr>
       <w:tblInd w:w="0" w:type="dxa"/>
@@ -1852,13 +1887,6 @@
       </w:tblCellMar>
     </w:tblPr>
     <w:tblStylePr w:type="firstRow">
-      <w:tblPr>
-        <w:jc w:val="left"/>
-        <w:tblInd w:w="0" w:type="dxa"/>
-      </w:tblPr>
-      <w:trPr>
-        <w:jc w:val="left"/>
-      </w:trPr>
       <w:tcPr>
         <w:tcBorders>
           <w:bottom w:val="single"/>
@@ -1926,7 +1954,7 @@
     <w:name w:val="Verbatim Char"/>
     <w:basedOn w:val="BodyTextChar"/>
     <w:rPr>
-      <w:rFonts w:ascii="EB Garamond" w:hAnsi="EB Garamond"/>
+      <w:rFonts w:ascii="Consolas" w:hAnsi="Consolas"/>
       <w:sz w:val="22"/>
     </w:rPr>
   </w:style>
@@ -1945,7 +1973,7 @@
     <w:name w:val="Hyperlink"/>
     <w:basedOn w:val="BodyTextChar"/>
     <w:rPr>
-      <w:color w:val="4F81BD" w:themeColor="accent1"/>
+      <w:color w:val="000000"/>
     </w:rPr>
   </w:style>
   <w:style w:type="paragraph" w:styleId="TOCHeading">
@@ -1966,60 +1994,248 @@
       <w:color w:val="365F91" w:themeColor="accent1" w:themeShade="BF"/>
     </w:rPr>
   </w:style>
-  <w:style w:type="paragraph" w:styleId="Footer">
-    <w:name w:val="footer"/>
-    <w:basedOn w:val="Normal"/>
-    <w:uiPriority w:val="99"/>
-    <w:unhideWhenUsed/>
-    <w:pPr>
-      <w:spacing w:before="0" w:after="0" w:line="240" w:lineRule="auto"/>
-      <w:ind w:firstLine="0"/>
-      <w:jc w:val="center"/>
-    </w:pPr>
-    <w:rPr>
-      <w:sz w:val="28"/>
-      <w:szCs w:val="28"/>
-    </w:rPr>
-  </w:style>
-  <w:style w:type="paragraph" w:customStyle="1" w:styleId="Centered">
-    <w:name w:val="Centered"/>
-    <w:basedOn w:val="Normal"/>
-    <w:qFormat/>
-    <w:pPr>
-      <w:spacing w:before="0" w:after="0" w:line="240" w:lineRule="auto"/>
-      <w:ind w:firstLine="0"/>
-      <w:jc w:val="center"/>
-    </w:pPr>
-  </w:style>
-  <w:style w:type="paragraph" w:customStyle="1" w:styleId="Single">
-    <w:name w:val="Single"/>
-    <w:basedOn w:val="Normal"/>
-    <w:qFormat/>
-    <w:pPr>
-      <w:spacing w:before="0" w:after="0" w:line="240" w:lineRule="auto"/>
-      <w:ind w:firstLine="0"/>
-    </w:pPr>
-  </w:style>
-  <w:style w:type="paragraph" w:customStyle="1" w:styleId="SingleRight">
-    <w:name w:val="Single Right"/>
-    <w:basedOn w:val="Single"/>
-    <w:qFormat/>
-    <w:pPr>
-      <w:spacing w:before="0" w:after="0" w:line="240" w:lineRule="auto"/>
-      <w:ind w:firstLine="0"/>
-      <w:jc w:val="right"/>
-    </w:pPr>
-  </w:style>
-  <w:style w:type="paragraph" w:customStyle="1" w:styleId="Signature">
-    <w:name w:val="Signature Block"/>
-    <w:basedOn w:val="Single"/>
+  <w:style w:type="paragraph" w:customStyle="1" w:styleId="Conclusion">
+    <w:name w:val="Conclusion"/>
+    <w:basedOn w:val="BodyText"/>
     <w:qFormat/>
     <w:pPr>
       <w:keepNext/>
       <w:keepLines/>
-      <w:spacing w:before="0" w:after="0" w:line="240" w:lineRule="auto"/>
-      <w:ind w:left="0" w:firstLine="0"/>
-    </w:pPr>
+    </w:pPr>
+  </w:style>
+  <w:style w:type="paragraph" w:customStyle="1" w:styleId="SourceCode">
+    <w:name w:val="Source Code"/>
+    <w:basedOn w:val="Normal"/>
+    <w:link w:val="VerbatimChar"/>
+    <w:pPr>
+      <w:wordWrap w:val="off"/>
+    </w:pPr>
+  </w:style>
+  <w:style w:type="character" w:customStyle="1" w:styleId="KeywordTok">
+    <w:name w:val="KeywordTok"/>
+    <w:basedOn w:val="VerbatimChar"/>
+    <w:rPr>
+      <w:b/>
+      <w:color w:val="007020"/>
+    </w:rPr>
+  </w:style>
+  <w:style w:type="character" w:customStyle="1" w:styleId="DataTypeTok">
+    <w:name w:val="DataTypeTok"/>
+    <w:basedOn w:val="VerbatimChar"/>
+    <w:rPr>
+      <w:color w:val="902000"/>
+    </w:rPr>
+  </w:style>
+  <w:style w:type="character" w:customStyle="1" w:styleId="DecValTok">
+    <w:name w:val="DecValTok"/>
+    <w:basedOn w:val="VerbatimChar"/>
+    <w:rPr>
+      <w:color w:val="40a070"/>
+    </w:rPr>
+  </w:style>
+  <w:style w:type="character" w:customStyle="1" w:styleId="BaseNTok">
+    <w:name w:val="BaseNTok"/>
+    <w:basedOn w:val="VerbatimChar"/>
+    <w:rPr>
+      <w:color w:val="40a070"/>
+    </w:rPr>
+  </w:style>
+  <w:style w:type="character" w:customStyle="1" w:styleId="FloatTok">
+    <w:name w:val="FloatTok"/>
+    <w:basedOn w:val="VerbatimChar"/>
+    <w:rPr>
+      <w:color w:val="40a070"/>
+    </w:rPr>
+  </w:style>
+  <w:style w:type="character" w:customStyle="1" w:styleId="ConstantTok">
+    <w:name w:val="ConstantTok"/>
+    <w:basedOn w:val="VerbatimChar"/>
+    <w:rPr>
+      <w:color w:val="880000"/>
+    </w:rPr>
+  </w:style>
+  <w:style w:type="character" w:customStyle="1" w:styleId="CharTok">
+    <w:name w:val="CharTok"/>
+    <w:basedOn w:val="VerbatimChar"/>
+    <w:rPr>
+      <w:color w:val="4070a0"/>
+    </w:rPr>
+  </w:style>
+  <w:style w:type="character" w:customStyle="1" w:styleId="SpecialCharTok">
+    <w:name w:val="SpecialCharTok"/>
+    <w:basedOn w:val="VerbatimChar"/>
+    <w:rPr>
+      <w:color w:val="4070a0"/>
+    </w:rPr>
+  </w:style>
+  <w:style w:type="character" w:customStyle="1" w:styleId="StringTok">
+    <w:name w:val="StringTok"/>
+    <w:basedOn w:val="VerbatimChar"/>
+    <w:rPr>
+      <w:color w:val="4070a0"/>
+    </w:rPr>
+  </w:style>
+  <w:style w:type="character" w:customStyle="1" w:styleId="VerbatimStringTok">
+    <w:name w:val="VerbatimStringTok"/>
+    <w:basedOn w:val="VerbatimChar"/>
+    <w:rPr>
+      <w:color w:val="4070a0"/>
+    </w:rPr>
+  </w:style>
+  <w:style w:type="character" w:customStyle="1" w:styleId="SpecialStringTok">
+    <w:name w:val="SpecialStringTok"/>
+    <w:basedOn w:val="VerbatimChar"/>
+    <w:rPr>
+      <w:color w:val="bb6688"/>
+    </w:rPr>
+  </w:style>
+  <w:style w:type="character" w:customStyle="1" w:styleId="ImportTok">
+    <w:name w:val="ImportTok"/>
+    <w:basedOn w:val="VerbatimChar"/>
+    <w:rPr>
+      <w:b/>
+      <w:color w:val="008000"/>
+    </w:rPr>
+  </w:style>
+  <w:style w:type="character" w:customStyle="1" w:styleId="CommentTok">
+    <w:name w:val="CommentTok"/>
+    <w:basedOn w:val="VerbatimChar"/>
+    <w:rPr>
+      <w:i/>
+      <w:color w:val="60a0b0"/>
+    </w:rPr>
+  </w:style>
+  <w:style w:type="character" w:customStyle="1" w:styleId="DocumentationTok">
+    <w:name w:val="DocumentationTok"/>
+    <w:basedOn w:val="VerbatimChar"/>
+    <w:rPr>
+      <w:i/>
+      <w:color w:val="ba2121"/>
+    </w:rPr>
+  </w:style>
+  <w:style w:type="character" w:customStyle="1" w:styleId="AnnotationTok">
+    <w:name w:val="AnnotationTok"/>
+    <w:basedOn w:val="VerbatimChar"/>
+    <w:rPr>
+      <w:b/>
+      <w:i/>
+      <w:color w:val="60a0b0"/>
+    </w:rPr>
+  </w:style>
+  <w:style w:type="character" w:customStyle="1" w:styleId="CommentVarTok">
+    <w:name w:val="CommentVarTok"/>
+    <w:basedOn w:val="VerbatimChar"/>
+    <w:rPr>
+      <w:b/>
+      <w:i/>
+      <w:color w:val="60a0b0"/>
+    </w:rPr>
+  </w:style>
+  <w:style w:type="character" w:customStyle="1" w:styleId="OtherTok">
+    <w:name w:val="OtherTok"/>
+    <w:basedOn w:val="VerbatimChar"/>
+    <w:rPr>
+      <w:color w:val="007020"/>
+    </w:rPr>
+  </w:style>
+  <w:style w:type="character" w:customStyle="1" w:styleId="FunctionTok">
+    <w:name w:val="FunctionTok"/>
+    <w:basedOn w:val="VerbatimChar"/>
+    <w:rPr>
+      <w:color w:val="06287e"/>
+    </w:rPr>
+  </w:style>
+  <w:style w:type="character" w:customStyle="1" w:styleId="VariableTok">
+    <w:name w:val="VariableTok"/>
+    <w:basedOn w:val="VerbatimChar"/>
+    <w:rPr>
+      <w:color w:val="19177c"/>
+    </w:rPr>
+  </w:style>
+  <w:style w:type="character" w:customStyle="1" w:styleId="ControlFlowTok">
+    <w:name w:val="ControlFlowTok"/>
+    <w:basedOn w:val="VerbatimChar"/>
+    <w:rPr>
+      <w:b/>
+      <w:color w:val="007020"/>
+    </w:rPr>
+  </w:style>
+  <w:style w:type="character" w:customStyle="1" w:styleId="OperatorTok">
+    <w:name w:val="OperatorTok"/>
+    <w:basedOn w:val="VerbatimChar"/>
+    <w:rPr>
+      <w:color w:val="666666"/>
+    </w:rPr>
+  </w:style>
+  <w:style w:type="character" w:customStyle="1" w:styleId="BuiltInTok">
+    <w:name w:val="BuiltInTok"/>
+    <w:basedOn w:val="VerbatimChar"/>
+    <w:rPr>
+      <w:color w:val="008000"/>
+    </w:rPr>
+  </w:style>
+  <w:style w:type="character" w:customStyle="1" w:styleId="ExtensionTok">
+    <w:name w:val="ExtensionTok"/>
+    <w:basedOn w:val="VerbatimChar"/>
+    <w:rPr/>
+  </w:style>
+  <w:style w:type="character" w:customStyle="1" w:styleId="PreprocessorTok">
+    <w:name w:val="PreprocessorTok"/>
+    <w:basedOn w:val="VerbatimChar"/>
+    <w:rPr>
+      <w:color w:val="bc7a00"/>
+    </w:rPr>
+  </w:style>
+  <w:style w:type="character" w:customStyle="1" w:styleId="AttributeTok">
+    <w:name w:val="AttributeTok"/>
+    <w:basedOn w:val="VerbatimChar"/>
+    <w:rPr>
+      <w:color w:val="7d9029"/>
+    </w:rPr>
+  </w:style>
+  <w:style w:type="character" w:customStyle="1" w:styleId="RegionMarkerTok">
+    <w:name w:val="RegionMarkerTok"/>
+    <w:basedOn w:val="VerbatimChar"/>
+    <w:rPr/>
+  </w:style>
+  <w:style w:type="character" w:customStyle="1" w:styleId="InformationTok">
+    <w:name w:val="InformationTok"/>
+    <w:basedOn w:val="VerbatimChar"/>
+    <w:rPr>
+      <w:b/>
+      <w:i/>
+      <w:color w:val="60a0b0"/>
+    </w:rPr>
+  </w:style>
+  <w:style w:type="character" w:customStyle="1" w:styleId="WarningTok">
+    <w:name w:val="WarningTok"/>
+    <w:basedOn w:val="VerbatimChar"/>
+    <w:rPr>
+      <w:b/>
+      <w:i/>
+      <w:color w:val="60a0b0"/>
+    </w:rPr>
+  </w:style>
+  <w:style w:type="character" w:customStyle="1" w:styleId="AlertTok">
+    <w:name w:val="AlertTok"/>
+    <w:basedOn w:val="VerbatimChar"/>
+    <w:rPr>
+      <w:b/>
+      <w:color w:val="ff0000"/>
+    </w:rPr>
+  </w:style>
+  <w:style w:type="character" w:customStyle="1" w:styleId="ErrorTok">
+    <w:name w:val="ErrorTok"/>
+    <w:basedOn w:val="VerbatimChar"/>
+    <w:rPr>
+      <w:b/>
+      <w:color w:val="ff0000"/>
+    </w:rPr>
+  </w:style>
+  <w:style w:type="character" w:customStyle="1" w:styleId="NormalTok">
+    <w:name w:val="NormalTok"/>
+    <w:basedOn w:val="VerbatimChar"/>
+    <w:rPr/>
   </w:style>
 </w:styles>
 </file>
